--- a/SantanderCS/report/2.1_yjh.docx
+++ b/SantanderCS/report/2.1_yjh.docx
@@ -4,10 +4,36 @@
   <w:body>
     <w:p>
       <w:pPr>
+        <w:pStyle w:val="1"/>
+        <w:rPr>
+          <w:rFonts w:hint="eastAsia"/>
+        </w:rPr>
+      </w:pPr>
+      <w:r>
+        <w:rPr>
+          <w:rFonts w:hint="eastAsia"/>
+        </w:rPr>
+        <w:t xml:space="preserve">2. </w:t>
+      </w:r>
+      <w:proofErr w:type="spellStart"/>
+      <w:r>
+        <w:rPr>
+          <w:rFonts w:hint="eastAsia"/>
+        </w:rPr>
+        <w:t>산탄데르은행</w:t>
+      </w:r>
+      <w:proofErr w:type="spellEnd"/>
+      <w:r>
+        <w:rPr>
+          <w:rFonts w:hint="eastAsia"/>
+        </w:rPr>
+        <w:t xml:space="preserve"> 고객만족</w:t>
+      </w:r>
+    </w:p>
+    <w:p>
+      <w:pPr>
         <w:pStyle w:val="2"/>
       </w:pPr>
-      <w:bookmarkStart w:id="0" w:name="_heading=h.8lmu219umcte" w:colFirst="0" w:colLast="0"/>
-      <w:bookmarkEnd w:id="0"/>
       <w:r>
         <w:t>2.1 문제</w:t>
       </w:r>
@@ -35,8 +61,8 @@
           <w:numId w:val="142"/>
         </w:numPr>
       </w:pPr>
-      <w:bookmarkStart w:id="1" w:name="_heading=h.ysra2ob3tfl8" w:colFirst="0" w:colLast="0"/>
-      <w:bookmarkEnd w:id="1"/>
+      <w:bookmarkStart w:id="0" w:name="_heading=h.ysra2ob3tfl8" w:colFirst="0" w:colLast="0"/>
+      <w:bookmarkEnd w:id="0"/>
       <w:r>
         <w:rPr>
           <w:rFonts w:hint="eastAsia"/>
@@ -64,8 +90,8 @@
           <w:numId w:val="142"/>
         </w:numPr>
       </w:pPr>
-      <w:bookmarkStart w:id="2" w:name="_heading=h.wgn0pig7lkre" w:colFirst="0" w:colLast="0"/>
-      <w:bookmarkEnd w:id="2"/>
+      <w:bookmarkStart w:id="1" w:name="_heading=h.wgn0pig7lkre" w:colFirst="0" w:colLast="0"/>
+      <w:bookmarkEnd w:id="1"/>
       <w:r>
         <w:rPr>
           <w:rFonts w:hint="eastAsia"/>
@@ -172,8 +198,8 @@
           <w:iCs/>
         </w:rPr>
       </w:pPr>
-      <w:bookmarkStart w:id="3" w:name="_heading=h.8nqz88v5xxl6" w:colFirst="0" w:colLast="0"/>
-      <w:bookmarkEnd w:id="3"/>
+      <w:bookmarkStart w:id="2" w:name="_heading=h.8nqz88v5xxl6" w:colFirst="0" w:colLast="0"/>
+      <w:bookmarkEnd w:id="2"/>
       <w:proofErr w:type="spellStart"/>
       <w:r>
         <w:rPr>
@@ -204,10 +230,22 @@
           <w:b/>
           <w:bCs/>
         </w:rPr>
-        <w:t>Think Customer 원칙</w:t>
-      </w:r>
-      <w:r>
-        <w:t xml:space="preserve"> : 고객을 모든 전략의 중심에 두고, </w:t>
+        <w:t xml:space="preserve">Think Customer </w:t>
+      </w:r>
+      <w:proofErr w:type="gramStart"/>
+      <w:r>
+        <w:rPr>
+          <w:b/>
+          <w:bCs/>
+        </w:rPr>
+        <w:t>원칙</w:t>
+      </w:r>
+      <w:r>
+        <w:t xml:space="preserve"> :</w:t>
+      </w:r>
+      <w:proofErr w:type="gramEnd"/>
+      <w:r>
+        <w:t xml:space="preserve"> 고객을 모든 전략의 중심에 두고, </w:t>
       </w:r>
       <w:r>
         <w:rPr>
@@ -231,8 +269,13 @@
         <w:ind w:leftChars="243" w:left="870"/>
       </w:pPr>
       <w:r>
-        <w:t>측정 방식 :</w:t>
-      </w:r>
+        <w:t xml:space="preserve">측정 </w:t>
+      </w:r>
+      <w:proofErr w:type="gramStart"/>
+      <w:r>
+        <w:t>방식 :</w:t>
+      </w:r>
+      <w:proofErr w:type="gramEnd"/>
     </w:p>
     <w:p>
       <w:pPr>
@@ -245,7 +288,15 @@
         <w:ind w:leftChars="414" w:left="1229"/>
       </w:pPr>
       <w:r>
-        <w:t xml:space="preserve">NPS(Net Promoter Score) : </w:t>
+        <w:t>NPS(Net Promoter Score</w:t>
+      </w:r>
+      <w:proofErr w:type="gramStart"/>
+      <w:r>
+        <w:t>) :</w:t>
+      </w:r>
+      <w:proofErr w:type="gramEnd"/>
+      <w:r>
+        <w:t xml:space="preserve"> </w:t>
       </w:r>
       <w:r>
         <w:rPr>
@@ -291,8 +342,8 @@
           <w:numId w:val="141"/>
         </w:numPr>
       </w:pPr>
-      <w:bookmarkStart w:id="4" w:name="_heading=h.aqdltutn1l3m" w:colFirst="0" w:colLast="0"/>
-      <w:bookmarkEnd w:id="4"/>
+      <w:bookmarkStart w:id="3" w:name="_heading=h.aqdltutn1l3m" w:colFirst="0" w:colLast="0"/>
+      <w:bookmarkEnd w:id="3"/>
       <w:r>
         <w:rPr>
           <w:rFonts w:hint="eastAsia"/>
@@ -319,7 +370,23 @@
           <w:b/>
           <w:bCs/>
         </w:rPr>
-        <w:t>불만족 고객 소수의 비율 : 은행 입장에서는 불만족 고객을 정확히 찾아내는 것이 핵심</w:t>
+        <w:t xml:space="preserve">불만족 고객 소수의 </w:t>
+      </w:r>
+      <w:proofErr w:type="gramStart"/>
+      <w:r>
+        <w:rPr>
+          <w:b/>
+          <w:bCs/>
+        </w:rPr>
+        <w:t>비율 :</w:t>
+      </w:r>
+      <w:proofErr w:type="gramEnd"/>
+      <w:r>
+        <w:rPr>
+          <w:b/>
+          <w:bCs/>
+        </w:rPr>
+        <w:t xml:space="preserve"> 은행 입장에서는 불만족 고객을 정확히 찾아내는 것이 핵심</w:t>
       </w:r>
     </w:p>
     <w:p>
@@ -341,7 +408,23 @@
           <w:b/>
           <w:bCs/>
         </w:rPr>
-        <w:t xml:space="preserve">데이터 기반 접근 : </w:t>
+        <w:t xml:space="preserve">데이터 기반 </w:t>
+      </w:r>
+      <w:proofErr w:type="gramStart"/>
+      <w:r>
+        <w:rPr>
+          <w:b/>
+          <w:bCs/>
+        </w:rPr>
+        <w:t>접근 :</w:t>
+      </w:r>
+      <w:proofErr w:type="gramEnd"/>
+      <w:r>
+        <w:rPr>
+          <w:b/>
+          <w:bCs/>
+        </w:rPr>
+        <w:t xml:space="preserve"> </w:t>
       </w:r>
       <w:proofErr w:type="spellStart"/>
       <w:r>
@@ -375,10 +458,22 @@
           <w:b/>
           <w:bCs/>
         </w:rPr>
-        <w:t>전략적 활용</w:t>
-      </w:r>
-      <w:r>
-        <w:t xml:space="preserve"> : </w:t>
+        <w:t xml:space="preserve">전략적 </w:t>
+      </w:r>
+      <w:proofErr w:type="gramStart"/>
+      <w:r>
+        <w:rPr>
+          <w:b/>
+          <w:bCs/>
+        </w:rPr>
+        <w:t>활용</w:t>
+      </w:r>
+      <w:r>
+        <w:t xml:space="preserve"> :</w:t>
+      </w:r>
+      <w:proofErr w:type="gramEnd"/>
+      <w:r>
+        <w:t xml:space="preserve"> </w:t>
       </w:r>
     </w:p>
     <w:p>
@@ -686,11 +781,16 @@
           <w:numId w:val="142"/>
         </w:numPr>
       </w:pPr>
-      <w:bookmarkStart w:id="5" w:name="_heading=h.qvqecol9endr" w:colFirst="0" w:colLast="0"/>
-      <w:bookmarkEnd w:id="5"/>
+      <w:bookmarkStart w:id="4" w:name="_heading=h.qvqecol9endr" w:colFirst="0" w:colLast="0"/>
+      <w:bookmarkEnd w:id="4"/>
+      <w:proofErr w:type="gramStart"/>
       <w:r>
         <w:lastRenderedPageBreak/>
-        <w:t>NPS(Net Promoter Score)</w:t>
+        <w:t>NPS(</w:t>
+      </w:r>
+      <w:proofErr w:type="gramEnd"/>
+      <w:r>
+        <w:t>Net Promoter Score)</w:t>
       </w:r>
     </w:p>
     <w:p>
@@ -739,10 +839,22 @@
           <w:b/>
           <w:bCs/>
         </w:rPr>
-        <w:t>계산 방식</w:t>
-      </w:r>
-      <w:r>
-        <w:t xml:space="preserve"> : 추천 고객(9 </w:t>
+        <w:t xml:space="preserve">계산 </w:t>
+      </w:r>
+      <w:proofErr w:type="gramStart"/>
+      <w:r>
+        <w:rPr>
+          <w:b/>
+          <w:bCs/>
+        </w:rPr>
+        <w:t>방식</w:t>
+      </w:r>
+      <w:r>
+        <w:t xml:space="preserve"> :</w:t>
+      </w:r>
+      <w:proofErr w:type="gramEnd"/>
+      <w:r>
+        <w:t xml:space="preserve"> 추천 고객(9 </w:t>
       </w:r>
       <w:r>
         <w:t xml:space="preserve">10점) 비율 - </w:t>
@@ -753,10 +865,18 @@
       </w:r>
       <w:proofErr w:type="spellEnd"/>
       <w:r>
-        <w:t xml:space="preserve"> 고객(0 </w:t>
-      </w:r>
-      <w:r>
-        <w:t xml:space="preserve"> 6점) 비율</w:t>
+        <w:t xml:space="preserve"> 고객(</w:t>
+      </w:r>
+      <w:proofErr w:type="gramStart"/>
+      <w:r>
+        <w:t xml:space="preserve">0 </w:t>
+      </w:r>
+      <w:r>
+        <w:t xml:space="preserve"> 6</w:t>
+      </w:r>
+      <w:proofErr w:type="gramEnd"/>
+      <w:r>
+        <w:t>점) 비율</w:t>
       </w:r>
     </w:p>
     <w:p>
@@ -916,12 +1036,37 @@
           <w:szCs w:val="19"/>
         </w:rPr>
       </w:pPr>
+      <w:proofErr w:type="gramStart"/>
       <w:r>
         <w:rPr>
           <w:sz w:val="19"/>
           <w:szCs w:val="19"/>
         </w:rPr>
-        <w:t xml:space="preserve">[ 그림 2.1.1 ] </w:t>
+        <w:t>[ 그림</w:t>
+      </w:r>
+      <w:proofErr w:type="gramEnd"/>
+      <w:r>
+        <w:rPr>
+          <w:sz w:val="19"/>
+          <w:szCs w:val="19"/>
+        </w:rPr>
+        <w:t xml:space="preserve"> </w:t>
+      </w:r>
+      <w:proofErr w:type="gramStart"/>
+      <w:r>
+        <w:rPr>
+          <w:sz w:val="19"/>
+          <w:szCs w:val="19"/>
+        </w:rPr>
+        <w:t>2.1.1 ]</w:t>
+      </w:r>
+      <w:proofErr w:type="gramEnd"/>
+      <w:r>
+        <w:rPr>
+          <w:sz w:val="19"/>
+          <w:szCs w:val="19"/>
+        </w:rPr>
+        <w:t xml:space="preserve"> </w:t>
       </w:r>
       <w:proofErr w:type="spellStart"/>
       <w:r>
@@ -1075,12 +1220,29 @@
           <w:szCs w:val="19"/>
         </w:rPr>
       </w:pPr>
+      <w:proofErr w:type="gramStart"/>
       <w:r>
         <w:rPr>
           <w:sz w:val="19"/>
           <w:szCs w:val="19"/>
         </w:rPr>
-        <w:t>[ 그림 2.1.</w:t>
+        <w:t>[ 그림</w:t>
+      </w:r>
+      <w:proofErr w:type="gramEnd"/>
+      <w:r>
+        <w:rPr>
+          <w:sz w:val="19"/>
+          <w:szCs w:val="19"/>
+        </w:rPr>
+        <w:t xml:space="preserve"> </w:t>
+      </w:r>
+      <w:proofErr w:type="gramStart"/>
+      <w:r>
+        <w:rPr>
+          <w:sz w:val="19"/>
+          <w:szCs w:val="19"/>
+        </w:rPr>
+        <w:t>2.1.</w:t>
       </w:r>
       <w:r>
         <w:rPr>
@@ -1095,7 +1257,15 @@
           <w:sz w:val="19"/>
           <w:szCs w:val="19"/>
         </w:rPr>
-        <w:t xml:space="preserve"> ] </w:t>
+        <w:t xml:space="preserve"> ]</w:t>
+      </w:r>
+      <w:proofErr w:type="gramEnd"/>
+      <w:r>
+        <w:rPr>
+          <w:sz w:val="19"/>
+          <w:szCs w:val="19"/>
+        </w:rPr>
+        <w:t xml:space="preserve"> </w:t>
       </w:r>
       <w:proofErr w:type="spellStart"/>
       <w:r>
@@ -1236,12 +1406,29 @@
           <w:szCs w:val="19"/>
         </w:rPr>
       </w:pPr>
+      <w:proofErr w:type="gramStart"/>
       <w:r>
         <w:rPr>
           <w:sz w:val="19"/>
           <w:szCs w:val="19"/>
         </w:rPr>
-        <w:t>[ 그림 2.1.</w:t>
+        <w:t>[ 그림</w:t>
+      </w:r>
+      <w:proofErr w:type="gramEnd"/>
+      <w:r>
+        <w:rPr>
+          <w:sz w:val="19"/>
+          <w:szCs w:val="19"/>
+        </w:rPr>
+        <w:t xml:space="preserve"> </w:t>
+      </w:r>
+      <w:proofErr w:type="gramStart"/>
+      <w:r>
+        <w:rPr>
+          <w:sz w:val="19"/>
+          <w:szCs w:val="19"/>
+        </w:rPr>
+        <w:t>2.1.</w:t>
       </w:r>
       <w:r>
         <w:rPr>
@@ -1256,7 +1443,15 @@
           <w:sz w:val="19"/>
           <w:szCs w:val="19"/>
         </w:rPr>
-        <w:t xml:space="preserve"> ] 주요 경쟁 은행별 NPS 성과 지표 비교 테이블</w:t>
+        <w:t xml:space="preserve"> ]</w:t>
+      </w:r>
+      <w:proofErr w:type="gramEnd"/>
+      <w:r>
+        <w:rPr>
+          <w:sz w:val="19"/>
+          <w:szCs w:val="19"/>
+        </w:rPr>
+        <w:t xml:space="preserve"> 주요 경쟁 은행별 NPS 성과 지표 비교 테이블</w:t>
       </w:r>
     </w:p>
     <w:p>
@@ -1273,8 +1468,9 @@
       <w:pPr>
         <w:pStyle w:val="4"/>
       </w:pPr>
-      <w:bookmarkStart w:id="6" w:name="_heading=h.tiauykxxzqu0" w:colFirst="0" w:colLast="0"/>
-      <w:bookmarkEnd w:id="6"/>
+      <w:bookmarkStart w:id="5" w:name="_heading=h.tiauykxxzqu0" w:colFirst="0" w:colLast="0"/>
+      <w:bookmarkEnd w:id="5"/>
+      <w:proofErr w:type="gramStart"/>
       <w:r>
         <w:rPr>
           <w:rFonts w:hint="eastAsia"/>
@@ -1294,7 +1490,11 @@
         <w:t xml:space="preserve">3  </w:t>
       </w:r>
       <w:r>
-        <w:t>현황 분석 및 전략 설정 배경</w:t>
+        <w:t>현황</w:t>
+      </w:r>
+      <w:proofErr w:type="gramEnd"/>
+      <w:r>
+        <w:t xml:space="preserve"> 분석 및 전략 설정 배경</w:t>
       </w:r>
     </w:p>
     <w:p>
@@ -1312,8 +1512,8 @@
           <w:szCs w:val="24"/>
         </w:rPr>
       </w:pPr>
-      <w:bookmarkStart w:id="7" w:name="_heading=h.o2oi6g8r9w4x" w:colFirst="0" w:colLast="0"/>
-      <w:bookmarkEnd w:id="7"/>
+      <w:bookmarkStart w:id="6" w:name="_heading=h.o2oi6g8r9w4x" w:colFirst="0" w:colLast="0"/>
+      <w:bookmarkEnd w:id="6"/>
       <w:r>
         <w:rPr>
           <w:i w:val="0"/>
@@ -1456,8 +1656,8 @@
           <w:szCs w:val="24"/>
         </w:rPr>
       </w:pPr>
-      <w:bookmarkStart w:id="8" w:name="_heading=h.fl3hce98abdn" w:colFirst="0" w:colLast="0"/>
-      <w:bookmarkEnd w:id="8"/>
+      <w:bookmarkStart w:id="7" w:name="_heading=h.fl3hce98abdn" w:colFirst="0" w:colLast="0"/>
+      <w:bookmarkEnd w:id="7"/>
       <w:proofErr w:type="spellStart"/>
       <w:r>
         <w:rPr>
@@ -1569,8 +1769,8 @@
           <w:szCs w:val="24"/>
         </w:rPr>
       </w:pPr>
-      <w:bookmarkStart w:id="9" w:name="_heading=h.qahoaxjpvogu" w:colFirst="0" w:colLast="0"/>
-      <w:bookmarkEnd w:id="9"/>
+      <w:bookmarkStart w:id="8" w:name="_heading=h.qahoaxjpvogu" w:colFirst="0" w:colLast="0"/>
+      <w:bookmarkEnd w:id="8"/>
       <w:r>
         <w:rPr>
           <w:i w:val="0"/>
@@ -1591,8 +1791,13 @@
         <w:spacing w:after="0" w:line="240" w:lineRule="auto"/>
         <w:ind w:leftChars="0"/>
       </w:pPr>
-      <w:r>
-        <w:t xml:space="preserve">Kaggle 의 </w:t>
+      <w:proofErr w:type="gramStart"/>
+      <w:r>
+        <w:t>Kaggle 의</w:t>
+      </w:r>
+      <w:proofErr w:type="gramEnd"/>
+      <w:r>
+        <w:t xml:space="preserve"> </w:t>
       </w:r>
       <w:proofErr w:type="spellStart"/>
       <w:r>
@@ -1678,7 +1883,15 @@
       </w:r>
       <w:proofErr w:type="spellEnd"/>
       <w:r>
-        <w:t xml:space="preserve"> 고객 경험을 혁신하고 NPS 를 개선하기 위해, </w:t>
+        <w:t xml:space="preserve"> 고객 경험을 혁신하고 </w:t>
+      </w:r>
+      <w:proofErr w:type="gramStart"/>
+      <w:r>
+        <w:t>NPS 를</w:t>
+      </w:r>
+      <w:proofErr w:type="gramEnd"/>
+      <w:r>
+        <w:t xml:space="preserve"> 개선하기 위해, </w:t>
       </w:r>
       <w:r>
         <w:rPr>
@@ -1720,8 +1933,8 @@
         </w:numPr>
         <w:spacing w:line="276" w:lineRule="auto"/>
       </w:pPr>
-      <w:bookmarkStart w:id="10" w:name="_heading=h.3rw19mqpufpi" w:colFirst="0" w:colLast="0"/>
-      <w:bookmarkEnd w:id="10"/>
+      <w:bookmarkStart w:id="9" w:name="_heading=h.3rw19mqpufpi" w:colFirst="0" w:colLast="0"/>
+      <w:bookmarkEnd w:id="9"/>
       <w:r>
         <w:t>고객만족 분석 전략과 기대효과</w:t>
       </w:r>
@@ -1737,7 +1950,11 @@
         <w:ind w:leftChars="270" w:left="1007"/>
       </w:pPr>
       <w:r>
-        <w:t>당시 슬로건</w:t>
+        <w:t xml:space="preserve">당시 </w:t>
+      </w:r>
+      <w:proofErr w:type="gramStart"/>
+      <w:r>
+        <w:t>슬로건</w:t>
       </w:r>
       <w:r>
         <w:rPr>
@@ -1746,7 +1963,11 @@
         <w:t xml:space="preserve"> </w:t>
       </w:r>
       <w:r>
-        <w:t>: “Simple, Personal, Fair” → 고객 중심 경영 강조</w:t>
+        <w:t>:</w:t>
+      </w:r>
+      <w:proofErr w:type="gramEnd"/>
+      <w:r>
+        <w:t xml:space="preserve"> “Simple, Personal, Fair” → 고객 중심 경영 강조</w:t>
       </w:r>
     </w:p>
     <w:p>
@@ -1866,8 +2087,8 @@
         <w:pStyle w:val="3"/>
         <w:spacing w:line="276" w:lineRule="auto"/>
       </w:pPr>
-      <w:bookmarkStart w:id="11" w:name="_heading=h.tjnqrbf51rr1" w:colFirst="0" w:colLast="0"/>
-      <w:bookmarkEnd w:id="11"/>
+      <w:bookmarkStart w:id="10" w:name="_heading=h.tjnqrbf51rr1" w:colFirst="0" w:colLast="0"/>
+      <w:bookmarkEnd w:id="10"/>
       <w:r>
         <w:lastRenderedPageBreak/>
         <w:t>2.1.2 데이터 설명</w:t>
@@ -1894,8 +2115,13 @@
         <w:spacing w:after="0" w:line="240" w:lineRule="auto"/>
         <w:ind w:leftChars="270" w:left="1007"/>
       </w:pPr>
-      <w:r>
-        <w:t>출처 : Banco Santander (스페인 최대 은행)</w:t>
+      <w:proofErr w:type="gramStart"/>
+      <w:r>
+        <w:t>출처 :</w:t>
+      </w:r>
+      <w:proofErr w:type="gramEnd"/>
+      <w:r>
+        <w:t xml:space="preserve"> Banco Santander (스페인 최대 은행)</w:t>
       </w:r>
     </w:p>
     <w:p>
@@ -1909,12 +2135,17 @@
         <w:ind w:leftChars="270" w:left="1007"/>
       </w:pPr>
       <w:proofErr w:type="spellStart"/>
+      <w:proofErr w:type="gramStart"/>
       <w:r>
         <w:t>컬럼수</w:t>
       </w:r>
       <w:proofErr w:type="spellEnd"/>
       <w:r>
-        <w:t xml:space="preserve"> : 371개 (ID + 369개 특성 + TARGET)</w:t>
+        <w:t xml:space="preserve"> :</w:t>
+      </w:r>
+      <w:proofErr w:type="gramEnd"/>
+      <w:r>
+        <w:t xml:space="preserve"> 371개 (ID + 369개 특성 + TARGET)</w:t>
       </w:r>
     </w:p>
     <w:p>
@@ -1927,8 +2158,13 @@
         <w:spacing w:after="0" w:line="240" w:lineRule="auto"/>
         <w:ind w:leftChars="270" w:left="1007"/>
       </w:pPr>
-      <w:r>
-        <w:t>언어 : 스페인어 기반 약어 사용</w:t>
+      <w:proofErr w:type="gramStart"/>
+      <w:r>
+        <w:t>언어 :</w:t>
+      </w:r>
+      <w:proofErr w:type="gramEnd"/>
+      <w:r>
+        <w:t xml:space="preserve"> 스페인어 기반 약어 사용</w:t>
       </w:r>
     </w:p>
     <w:p>
@@ -1941,8 +2177,21 @@
         <w:spacing w:after="0" w:line="240" w:lineRule="auto"/>
         <w:ind w:leftChars="270" w:left="1007"/>
       </w:pPr>
-      <w:r>
-        <w:t>익명화 : 모든 변수명이 개인정보 보호를 위해 암호화 되어 있음</w:t>
+      <w:proofErr w:type="gramStart"/>
+      <w:r>
+        <w:t>익명화 :</w:t>
+      </w:r>
+      <w:proofErr w:type="gramEnd"/>
+      <w:r>
+        <w:t xml:space="preserve"> 모든 변수명이 개인정보 보호를 위해 </w:t>
+      </w:r>
+      <w:proofErr w:type="gramStart"/>
+      <w:r>
+        <w:t>암호화 되어</w:t>
+      </w:r>
+      <w:proofErr w:type="gramEnd"/>
+      <w:r>
+        <w:t xml:space="preserve"> 있음</w:t>
       </w:r>
     </w:p>
     <w:p>
@@ -1978,8 +2227,13 @@
         <w:spacing w:after="0" w:line="240" w:lineRule="auto"/>
         <w:ind w:leftChars="441" w:left="1286"/>
       </w:pPr>
-      <w:r>
-        <w:t>ID : 고객 고유 식별 번호 (Primary Key, 순차 증가)</w:t>
+      <w:proofErr w:type="gramStart"/>
+      <w:r>
+        <w:t>ID :</w:t>
+      </w:r>
+      <w:proofErr w:type="gramEnd"/>
+      <w:r>
+        <w:t xml:space="preserve"> 고객 고유 식별 번호 (Primary Key, 순차 증가)</w:t>
       </w:r>
     </w:p>
     <w:p>
@@ -1993,7 +2247,15 @@
         <w:ind w:leftChars="441" w:left="1286"/>
       </w:pPr>
       <w:r>
-        <w:t xml:space="preserve">var3 : 고객 나이 또는 계좌 개설 후 경과 </w:t>
+        <w:t>var</w:t>
+      </w:r>
+      <w:proofErr w:type="gramStart"/>
+      <w:r>
+        <w:t>3 :</w:t>
+      </w:r>
+      <w:proofErr w:type="gramEnd"/>
+      <w:r>
+        <w:t xml:space="preserve"> 고객 나이 또는 계좌 개설 후 경과 </w:t>
       </w:r>
       <w:proofErr w:type="spellStart"/>
       <w:r>
@@ -2001,7 +2263,15 @@
       </w:r>
       <w:proofErr w:type="spellEnd"/>
       <w:r>
-        <w:t xml:space="preserve"> (-99999 는 명시적 </w:t>
+        <w:t xml:space="preserve"> (-</w:t>
+      </w:r>
+      <w:proofErr w:type="gramStart"/>
+      <w:r>
+        <w:t>99999 는</w:t>
+      </w:r>
+      <w:proofErr w:type="gramEnd"/>
+      <w:r>
+        <w:t xml:space="preserve"> 명시적 </w:t>
       </w:r>
       <w:proofErr w:type="spellStart"/>
       <w:r>
@@ -2023,7 +2293,23 @@
         <w:ind w:leftChars="441" w:left="1286"/>
       </w:pPr>
       <w:r>
-        <w:t>var15 : 고객 연령대 / 라이프스테이지 코드</w:t>
+        <w:t>var</w:t>
+      </w:r>
+      <w:proofErr w:type="gramStart"/>
+      <w:r>
+        <w:t>15 :</w:t>
+      </w:r>
+      <w:proofErr w:type="gramEnd"/>
+      <w:r>
+        <w:t xml:space="preserve"> 고객 </w:t>
+      </w:r>
+      <w:proofErr w:type="gramStart"/>
+      <w:r>
+        <w:t>연령대 /</w:t>
+      </w:r>
+      <w:proofErr w:type="gramEnd"/>
+      <w:r>
+        <w:t xml:space="preserve"> 라이프스테이지 코드</w:t>
       </w:r>
     </w:p>
     <w:p>
@@ -2041,17 +2327,30 @@
         <w:spacing w:after="0" w:line="276" w:lineRule="auto"/>
         <w:jc w:val="center"/>
       </w:pPr>
+      <w:proofErr w:type="gramStart"/>
       <w:r>
         <w:t>&lt; 표</w:t>
       </w:r>
+      <w:proofErr w:type="gramEnd"/>
       <w:r>
         <w:rPr>
           <w:rFonts w:hint="eastAsia"/>
         </w:rPr>
-        <w:t xml:space="preserve"> 2.1.1 </w:t>
-      </w:r>
-      <w:r>
-        <w:t xml:space="preserve">&gt; </w:t>
+        <w:t xml:space="preserve"> </w:t>
+      </w:r>
+      <w:proofErr w:type="gramStart"/>
+      <w:r>
+        <w:rPr>
+          <w:rFonts w:hint="eastAsia"/>
+        </w:rPr>
+        <w:t xml:space="preserve">2.1.1 </w:t>
+      </w:r>
+      <w:r>
+        <w:t>&gt;</w:t>
+      </w:r>
+      <w:proofErr w:type="gramEnd"/>
+      <w:r>
+        <w:t xml:space="preserve"> </w:t>
       </w:r>
       <w:proofErr w:type="spellStart"/>
       <w:r>
@@ -2106,6 +2405,7 @@
                 <w:lang w:val="en-US"/>
               </w:rPr>
             </w:pPr>
+            <w:proofErr w:type="gramStart"/>
             <w:r>
               <w:rPr>
                 <w:color w:val="auto"/>
@@ -2115,6 +2415,7 @@
               </w:rPr>
               <w:t>변  수</w:t>
             </w:r>
+            <w:proofErr w:type="gramEnd"/>
           </w:p>
         </w:tc>
         <w:tc>
@@ -2140,6 +2441,7 @@
                 <w:lang w:val="en-US"/>
               </w:rPr>
             </w:pPr>
+            <w:proofErr w:type="gramStart"/>
             <w:r>
               <w:rPr>
                 <w:color w:val="auto"/>
@@ -2149,6 +2451,7 @@
               </w:rPr>
               <w:t>의  미</w:t>
             </w:r>
+            <w:proofErr w:type="gramEnd"/>
           </w:p>
         </w:tc>
       </w:tr>
@@ -2465,13 +2768,23 @@
                 <w:lang w:val="en-US"/>
               </w:rPr>
             </w:pPr>
+            <w:proofErr w:type="gramStart"/>
             <w:r>
               <w:rPr>
                 <w:sz w:val="19"/>
                 <w:szCs w:val="19"/>
                 <w:lang w:val="en-US"/>
               </w:rPr>
-              <w:t>‘ _0’ 접미사는 "</w:t>
+              <w:t>‘ _</w:t>
+            </w:r>
+            <w:proofErr w:type="gramEnd"/>
+            <w:r>
+              <w:rPr>
+                <w:sz w:val="19"/>
+                <w:szCs w:val="19"/>
+                <w:lang w:val="en-US"/>
+              </w:rPr>
+              <w:t>0’ 접미사는 "</w:t>
             </w:r>
             <w:proofErr w:type="spellStart"/>
             <w:r>
@@ -3450,8 +3763,13 @@
         <w:spacing w:after="0" w:line="240" w:lineRule="auto"/>
         <w:ind w:leftChars="270" w:left="1007"/>
       </w:pPr>
-      <w:r>
-        <w:t>데이터셋 : train.csv (약 7만 6천명 고객, 371개 변수)</w:t>
+      <w:proofErr w:type="gramStart"/>
+      <w:r>
+        <w:t>데이터셋 :</w:t>
+      </w:r>
+      <w:proofErr w:type="gramEnd"/>
+      <w:r>
+        <w:t xml:space="preserve"> train.csv (약 7만 6천명 고객, 371개 변수)</w:t>
       </w:r>
     </w:p>
     <w:p>
@@ -3464,9 +3782,14 @@
         <w:spacing w:after="0" w:line="240" w:lineRule="auto"/>
         <w:ind w:leftChars="270" w:left="1007"/>
       </w:pPr>
+      <w:proofErr w:type="gramStart"/>
       <w:r>
         <w:lastRenderedPageBreak/>
-        <w:t>레이블 : TARGET</w:t>
+        <w:t>레이블 :</w:t>
+      </w:r>
+      <w:proofErr w:type="gramEnd"/>
+      <w:r>
+        <w:t xml:space="preserve"> TARGET</w:t>
       </w:r>
     </w:p>
     <w:p>
@@ -3479,8 +3802,13 @@
         <w:spacing w:after="0" w:line="240" w:lineRule="auto"/>
         <w:ind w:leftChars="441" w:left="1286"/>
       </w:pPr>
-      <w:r>
-        <w:t>0 : 만족 고객</w:t>
+      <w:proofErr w:type="gramStart"/>
+      <w:r>
+        <w:t>0 :</w:t>
+      </w:r>
+      <w:proofErr w:type="gramEnd"/>
+      <w:r>
+        <w:t xml:space="preserve"> 만족 고객</w:t>
       </w:r>
     </w:p>
     <w:p>
@@ -3493,8 +3821,13 @@
         <w:spacing w:after="0" w:line="240" w:lineRule="auto"/>
         <w:ind w:leftChars="441" w:left="1286"/>
       </w:pPr>
-      <w:r>
-        <w:t>1 : 불만족 고객</w:t>
+      <w:proofErr w:type="gramStart"/>
+      <w:r>
+        <w:t>1 :</w:t>
+      </w:r>
+      <w:proofErr w:type="gramEnd"/>
+      <w:r>
+        <w:t xml:space="preserve"> 불만족 고객</w:t>
       </w:r>
     </w:p>
     <w:p>
@@ -3661,13 +3994,23 @@
           <w:szCs w:val="19"/>
         </w:rPr>
       </w:pPr>
+      <w:proofErr w:type="gramStart"/>
       <w:r>
         <w:rPr>
           <w:sz w:val="19"/>
           <w:szCs w:val="19"/>
         </w:rPr>
-        <w:t>[ 그림 </w:t>
-      </w:r>
+        <w:t>[ 그림</w:t>
+      </w:r>
+      <w:proofErr w:type="gramEnd"/>
+      <w:r>
+        <w:rPr>
+          <w:sz w:val="19"/>
+          <w:szCs w:val="19"/>
+        </w:rPr>
+        <w:t> </w:t>
+      </w:r>
+      <w:proofErr w:type="gramStart"/>
       <w:r>
         <w:rPr>
           <w:rFonts w:hint="eastAsia"/>
@@ -3697,7 +4040,15 @@
           <w:sz w:val="19"/>
           <w:szCs w:val="19"/>
         </w:rPr>
-        <w:t xml:space="preserve">] </w:t>
+        <w:t>]</w:t>
+      </w:r>
+      <w:proofErr w:type="gramEnd"/>
+      <w:r>
+        <w:rPr>
+          <w:sz w:val="19"/>
+          <w:szCs w:val="19"/>
+        </w:rPr>
+        <w:t xml:space="preserve"> </w:t>
       </w:r>
       <w:proofErr w:type="spellStart"/>
       <w:r>
@@ -3771,8 +4122,13 @@
         <w:spacing w:after="0" w:line="240" w:lineRule="auto"/>
         <w:ind w:leftChars="270" w:left="1007"/>
       </w:pPr>
-      <w:r>
-        <w:t xml:space="preserve">모델 : </w:t>
+      <w:proofErr w:type="gramStart"/>
+      <w:r>
+        <w:t>모델 :</w:t>
+      </w:r>
+      <w:proofErr w:type="gramEnd"/>
+      <w:r>
+        <w:t xml:space="preserve"> </w:t>
       </w:r>
       <w:proofErr w:type="spellStart"/>
       <w:r>
@@ -3801,8 +4157,13 @@
         <w:spacing w:after="0" w:line="240" w:lineRule="auto"/>
         <w:ind w:leftChars="270" w:left="1007"/>
       </w:pPr>
-      <w:r>
-        <w:t>평가지표 : Accuracy 보다 ROC-AUC 가 적합 (불균형 데이터 때문)</w:t>
+      <w:proofErr w:type="gramStart"/>
+      <w:r>
+        <w:t>평가지표 :</w:t>
+      </w:r>
+      <w:proofErr w:type="gramEnd"/>
+      <w:r>
+        <w:t xml:space="preserve"> Accuracy 보다 ROC-AUC 가 적합 (불균형 데이터 때문)</w:t>
       </w:r>
     </w:p>
     <w:p>
@@ -3816,7 +4177,15 @@
         <w:ind w:leftChars="270" w:left="1007"/>
       </w:pPr>
       <w:r>
-        <w:t>ROC 곡선 : 모델의 분류 성능을 시각적으로 확인 가능</w:t>
+        <w:t xml:space="preserve">ROC </w:t>
+      </w:r>
+      <w:proofErr w:type="gramStart"/>
+      <w:r>
+        <w:t>곡선 :</w:t>
+      </w:r>
+      <w:proofErr w:type="gramEnd"/>
+      <w:r>
+        <w:t xml:space="preserve"> 모델의 분류 성능을 시각적으로 확인 가능</w:t>
       </w:r>
     </w:p>
     <w:p>
@@ -3830,8 +4199,13 @@
         <w:ind w:leftChars="270" w:left="1007"/>
       </w:pPr>
       <w:r>
-        <w:t>ROC 곡선 해석 :</w:t>
-      </w:r>
+        <w:t xml:space="preserve">ROC 곡선 </w:t>
+      </w:r>
+      <w:proofErr w:type="gramStart"/>
+      <w:r>
+        <w:t>해석 :</w:t>
+      </w:r>
+      <w:proofErr w:type="gramEnd"/>
     </w:p>
     <w:p>
       <w:pPr>
@@ -3971,7 +4345,15 @@
         <w:ind w:leftChars="270" w:left="1007"/>
       </w:pPr>
       <w:r>
-        <w:t>AUC (AREA Under Curve) : ROC 곡선 아래 면적</w:t>
+        <w:t>AUC (AREA Under Curve</w:t>
+      </w:r>
+      <w:proofErr w:type="gramStart"/>
+      <w:r>
+        <w:t>) :</w:t>
+      </w:r>
+      <w:proofErr w:type="gramEnd"/>
+      <w:r>
+        <w:t xml:space="preserve"> ROC 곡선 아래 면적</w:t>
       </w:r>
     </w:p>
     <w:p>
@@ -3986,11 +4368,19 @@
           <w:lang w:val="en-US"/>
         </w:rPr>
       </w:pPr>
+      <w:proofErr w:type="gramStart"/>
       <w:r>
         <w:rPr>
           <w:lang w:val="en-US"/>
         </w:rPr>
-        <w:t>1.0 에 가까울수록 → 완벽한 분류</w:t>
+        <w:t>1.0 에</w:t>
+      </w:r>
+      <w:proofErr w:type="gramEnd"/>
+      <w:r>
+        <w:rPr>
+          <w:lang w:val="en-US"/>
+        </w:rPr>
+        <w:t xml:space="preserve"> 가까울수록 → 완벽한 분류</w:t>
       </w:r>
     </w:p>
     <w:p>
@@ -4005,11 +4395,19 @@
           <w:lang w:val="en-US"/>
         </w:rPr>
       </w:pPr>
+      <w:proofErr w:type="gramStart"/>
       <w:r>
         <w:rPr>
           <w:lang w:val="en-US"/>
         </w:rPr>
-        <w:t>0.5 에 가까울수록 → 랜덤 추측 수준</w:t>
+        <w:t>0.5 에</w:t>
+      </w:r>
+      <w:proofErr w:type="gramEnd"/>
+      <w:r>
+        <w:rPr>
+          <w:lang w:val="en-US"/>
+        </w:rPr>
+        <w:t xml:space="preserve"> 가까울수록 → 랜덤 추측 수준</w:t>
       </w:r>
     </w:p>
     <w:p>
@@ -4093,13 +4491,23 @@
           <w:szCs w:val="19"/>
         </w:rPr>
       </w:pPr>
+      <w:proofErr w:type="gramStart"/>
       <w:r>
         <w:rPr>
           <w:sz w:val="19"/>
           <w:szCs w:val="19"/>
         </w:rPr>
-        <w:t>[ 그림 </w:t>
-      </w:r>
+        <w:t>[ 그림</w:t>
+      </w:r>
+      <w:proofErr w:type="gramEnd"/>
+      <w:r>
+        <w:rPr>
+          <w:sz w:val="19"/>
+          <w:szCs w:val="19"/>
+        </w:rPr>
+        <w:t> </w:t>
+      </w:r>
+      <w:proofErr w:type="gramStart"/>
       <w:r>
         <w:rPr>
           <w:rFonts w:hint="eastAsia"/>
@@ -4121,7 +4529,15 @@
           <w:sz w:val="19"/>
           <w:szCs w:val="19"/>
         </w:rPr>
-        <w:t xml:space="preserve"> ] </w:t>
+        <w:t xml:space="preserve"> ]</w:t>
+      </w:r>
+      <w:proofErr w:type="gramEnd"/>
+      <w:r>
+        <w:rPr>
+          <w:sz w:val="19"/>
+          <w:szCs w:val="19"/>
+        </w:rPr>
+        <w:t xml:space="preserve"> </w:t>
       </w:r>
       <w:proofErr w:type="spellStart"/>
       <w:r>
@@ -4362,7 +4778,15 @@
         <w:ind w:leftChars="441" w:left="1286"/>
       </w:pPr>
       <w:r>
-        <w:t>반면, ROC-AUC 는 소수클래스에 대한 모델의 성능을 더 잘 반영</w:t>
+        <w:t>반면, ROC-</w:t>
+      </w:r>
+      <w:proofErr w:type="gramStart"/>
+      <w:r>
+        <w:t>AUC 는</w:t>
+      </w:r>
+      <w:proofErr w:type="gramEnd"/>
+      <w:r>
+        <w:t xml:space="preserve"> 소수클래스에 대한 모델의 성능을 더 잘 반영</w:t>
       </w:r>
       <w:r>
         <w:rPr>
@@ -4510,18 +4934,25 @@
         <w:ind w:leftChars="270" w:left="1007"/>
       </w:pPr>
       <w:proofErr w:type="spellStart"/>
+      <w:proofErr w:type="gramStart"/>
       <w:r>
         <w:t>df.describe</w:t>
       </w:r>
       <w:proofErr w:type="spellEnd"/>
-      <w:r>
-        <w:t xml:space="preserve">() </w:t>
+      <w:proofErr w:type="gramEnd"/>
+      <w:r>
+        <w:t>(</w:t>
+      </w:r>
+      <w:proofErr w:type="gramStart"/>
+      <w:r>
+        <w:t xml:space="preserve">) </w:t>
       </w:r>
       <w:proofErr w:type="spellStart"/>
       <w:r>
         <w:t>를</w:t>
       </w:r>
       <w:proofErr w:type="spellEnd"/>
+      <w:proofErr w:type="gramEnd"/>
       <w:r>
         <w:t xml:space="preserve"> 통해 각 변수의 평균, 표준편차, 최소/최댓값 등 기본 통계치 출력</w:t>
       </w:r>
@@ -4537,7 +4968,15 @@
         <w:ind w:leftChars="270" w:left="1007"/>
       </w:pPr>
       <w:r>
-        <w:t>단순히 평균·최소·최대값을 보는 것 이상으로, 데이터의 구조적 특성과 모델링 전략을  세우는 데 중요한 힌트를 파악 가능</w:t>
+        <w:t xml:space="preserve">단순히 평균·최소·최대값을 보는 것 이상으로, 데이터의 구조적 특성과 모델링 </w:t>
+      </w:r>
+      <w:proofErr w:type="gramStart"/>
+      <w:r>
+        <w:t>전략을  세우는</w:t>
+      </w:r>
+      <w:proofErr w:type="gramEnd"/>
+      <w:r>
+        <w:t xml:space="preserve"> 데 중요한 힌트를 파악 가능</w:t>
       </w:r>
     </w:p>
     <w:p>
@@ -4575,19 +5014,33 @@
           <w:lang w:val="en-US"/>
         </w:rPr>
       </w:pPr>
-      <w:bookmarkStart w:id="12" w:name="_Hlk215840005"/>
+      <w:bookmarkStart w:id="11" w:name="_Hlk215840005"/>
       <w:r>
         <w:rPr>
           <w:lang w:val="en-US"/>
         </w:rPr>
         <w:t>정수</w:t>
       </w:r>
-      <w:bookmarkEnd w:id="12"/>
+      <w:bookmarkEnd w:id="11"/>
       <w:r>
         <w:rPr>
           <w:lang w:val="en-US"/>
         </w:rPr>
-        <w:t>형(int) 변수 : 약 260개</w:t>
+        <w:t xml:space="preserve">형(int) </w:t>
+      </w:r>
+      <w:proofErr w:type="gramStart"/>
+      <w:r>
+        <w:rPr>
+          <w:lang w:val="en-US"/>
+        </w:rPr>
+        <w:t>변수 :</w:t>
+      </w:r>
+      <w:proofErr w:type="gramEnd"/>
+      <w:r>
+        <w:rPr>
+          <w:lang w:val="en-US"/>
+        </w:rPr>
+        <w:t xml:space="preserve"> 약 260개</w:t>
       </w:r>
     </w:p>
     <w:p>
@@ -4605,7 +5058,21 @@
         <w:rPr>
           <w:lang w:val="en-US"/>
         </w:rPr>
-        <w:t>실수형(float)변수 : 약 111개</w:t>
+        <w:t>실수형(float)</w:t>
+      </w:r>
+      <w:proofErr w:type="gramStart"/>
+      <w:r>
+        <w:rPr>
+          <w:lang w:val="en-US"/>
+        </w:rPr>
+        <w:t>변수 :</w:t>
+      </w:r>
+      <w:proofErr w:type="gramEnd"/>
+      <w:r>
+        <w:rPr>
+          <w:lang w:val="en-US"/>
+        </w:rPr>
+        <w:t xml:space="preserve"> 약 111개</w:t>
       </w:r>
     </w:p>
     <w:p>
@@ -4868,13 +5335,23 @@
           <w:szCs w:val="19"/>
         </w:rPr>
       </w:pPr>
+      <w:proofErr w:type="gramStart"/>
       <w:r>
         <w:rPr>
           <w:sz w:val="19"/>
           <w:szCs w:val="19"/>
         </w:rPr>
-        <w:t>[ 그림 </w:t>
-      </w:r>
+        <w:t>[ 그림</w:t>
+      </w:r>
+      <w:proofErr w:type="gramEnd"/>
+      <w:r>
+        <w:rPr>
+          <w:sz w:val="19"/>
+          <w:szCs w:val="19"/>
+        </w:rPr>
+        <w:t> </w:t>
+      </w:r>
+      <w:proofErr w:type="gramStart"/>
       <w:r>
         <w:rPr>
           <w:rFonts w:hint="eastAsia"/>
@@ -4896,7 +5373,15 @@
           <w:sz w:val="19"/>
           <w:szCs w:val="19"/>
         </w:rPr>
-        <w:t xml:space="preserve"> ] 로드된 </w:t>
+        <w:t xml:space="preserve"> ]</w:t>
+      </w:r>
+      <w:proofErr w:type="gramEnd"/>
+      <w:r>
+        <w:rPr>
+          <w:sz w:val="19"/>
+          <w:szCs w:val="19"/>
+        </w:rPr>
+        <w:t xml:space="preserve"> 로드된 </w:t>
       </w:r>
       <w:proofErr w:type="spellStart"/>
       <w:r>
@@ -5222,7 +5707,21 @@
         <w:rPr>
           <w:lang w:val="en-US"/>
         </w:rPr>
-        <w:t xml:space="preserve"> ⇒ 단순 Accuracy 는 무의미, </w:t>
+        <w:t xml:space="preserve"> ⇒ 단순 </w:t>
+      </w:r>
+      <w:proofErr w:type="gramStart"/>
+      <w:r>
+        <w:rPr>
+          <w:lang w:val="en-US"/>
+        </w:rPr>
+        <w:t>Accuracy 는</w:t>
+      </w:r>
+      <w:proofErr w:type="gramEnd"/>
+      <w:r>
+        <w:rPr>
+          <w:lang w:val="en-US"/>
+        </w:rPr>
+        <w:t xml:space="preserve"> 무의미, </w:t>
       </w:r>
       <w:r>
         <w:rPr>
@@ -5370,7 +5869,21 @@
         <w:rPr>
           <w:lang w:val="en-US"/>
         </w:rPr>
-        <w:t>범위가 좁은 변수 : 원-핫 인코딩 또는 범주형 처리</w:t>
+        <w:t xml:space="preserve">범위가 좁은 </w:t>
+      </w:r>
+      <w:proofErr w:type="gramStart"/>
+      <w:r>
+        <w:rPr>
+          <w:lang w:val="en-US"/>
+        </w:rPr>
+        <w:t>변수 :</w:t>
+      </w:r>
+      <w:proofErr w:type="gramEnd"/>
+      <w:r>
+        <w:rPr>
+          <w:lang w:val="en-US"/>
+        </w:rPr>
+        <w:t xml:space="preserve"> 원-핫 인코딩 또는 범주형 처리</w:t>
       </w:r>
     </w:p>
     <w:p>
@@ -5388,7 +5901,21 @@
         <w:rPr>
           <w:lang w:val="en-US"/>
         </w:rPr>
-        <w:t>범위가 넓은 변수 : 로그 변환, 스케일링</w:t>
+        <w:t xml:space="preserve">범위가 넓은 </w:t>
+      </w:r>
+      <w:proofErr w:type="gramStart"/>
+      <w:r>
+        <w:rPr>
+          <w:lang w:val="en-US"/>
+        </w:rPr>
+        <w:t>변수 :</w:t>
+      </w:r>
+      <w:proofErr w:type="gramEnd"/>
+      <w:r>
+        <w:rPr>
+          <w:lang w:val="en-US"/>
+        </w:rPr>
+        <w:t xml:space="preserve"> 로그 변환, 스케일링</w:t>
       </w:r>
     </w:p>
     <w:p>
@@ -5414,7 +5941,21 @@
         <w:rPr>
           <w:lang w:val="en-US"/>
         </w:rPr>
-        <w:t xml:space="preserve"> 대체 : 평균/중앙값 대체, 혹은 특별한 값(-99999)을 </w:t>
+        <w:t xml:space="preserve"> </w:t>
+      </w:r>
+      <w:proofErr w:type="gramStart"/>
+      <w:r>
+        <w:rPr>
+          <w:lang w:val="en-US"/>
+        </w:rPr>
+        <w:t>대체 :</w:t>
+      </w:r>
+      <w:proofErr w:type="gramEnd"/>
+      <w:r>
+        <w:rPr>
+          <w:lang w:val="en-US"/>
+        </w:rPr>
+        <w:t xml:space="preserve"> 평균/중앙값 대체, 혹은 특별한 값(-99999)을 </w:t>
       </w:r>
       <w:proofErr w:type="spellStart"/>
       <w:r>
@@ -5442,7 +5983,15 @@
         <w:ind w:leftChars="441" w:left="1286"/>
       </w:pPr>
       <w:r>
-        <w:t xml:space="preserve">따라서 데이터셋 describe() 를 통해 </w:t>
+        <w:t>따라서 데이터셋 describe(</w:t>
+      </w:r>
+      <w:proofErr w:type="gramStart"/>
+      <w:r>
+        <w:t>) 를</w:t>
+      </w:r>
+      <w:proofErr w:type="gramEnd"/>
+      <w:r>
+        <w:t xml:space="preserve"> 통해 </w:t>
       </w:r>
       <w:proofErr w:type="spellStart"/>
       <w:r>
@@ -5708,7 +6257,21 @@
         <w:rPr>
           <w:lang w:val="en-US"/>
         </w:rPr>
-        <w:t>위 데이터셋 분석 및 시각화, 그리고 describe 를 통해 대부분의 고객은 만족(0) 상태이고, 불만족(1) 고객은 소수임을 파악</w:t>
+        <w:t xml:space="preserve">위 데이터셋 분석 및 시각화, 그리고 </w:t>
+      </w:r>
+      <w:proofErr w:type="gramStart"/>
+      <w:r>
+        <w:rPr>
+          <w:lang w:val="en-US"/>
+        </w:rPr>
+        <w:t>describe 를</w:t>
+      </w:r>
+      <w:proofErr w:type="gramEnd"/>
+      <w:r>
+        <w:rPr>
+          <w:lang w:val="en-US"/>
+        </w:rPr>
+        <w:t xml:space="preserve"> 통해 대부분의 고객은 만족(0) 상태이고, 불만족(1) 고객은 소수임을 파악</w:t>
       </w:r>
     </w:p>
     <w:p>
@@ -5880,7 +6443,15 @@
         <w:ind w:leftChars="441" w:left="1283" w:hanging="357"/>
       </w:pPr>
       <w:r>
-        <w:t>주요 피처들의 히스토그램 및 상관관계 Heatmap 으로 문제 파악</w:t>
+        <w:t xml:space="preserve">주요 피처들의 히스토그램 및 상관관계 </w:t>
+      </w:r>
+      <w:proofErr w:type="gramStart"/>
+      <w:r>
+        <w:t>Heatmap 으로</w:t>
+      </w:r>
+      <w:proofErr w:type="gramEnd"/>
+      <w:r>
+        <w:t xml:space="preserve"> 문제 파악</w:t>
       </w:r>
     </w:p>
     <w:p>
@@ -5928,7 +6499,21 @@
         <w:rPr>
           <w:lang w:val="en-US"/>
         </w:rPr>
-        <w:t>describe() 에서 평균이 약 33, 최소 5, 최대 105로 나타남</w:t>
+        <w:t>describe(</w:t>
+      </w:r>
+      <w:proofErr w:type="gramStart"/>
+      <w:r>
+        <w:rPr>
+          <w:lang w:val="en-US"/>
+        </w:rPr>
+        <w:t>) 에서</w:t>
+      </w:r>
+      <w:proofErr w:type="gramEnd"/>
+      <w:r>
+        <w:rPr>
+          <w:lang w:val="en-US"/>
+        </w:rPr>
+        <w:t xml:space="preserve"> 평균이 약 33, 최소 5, 최대 105로 나타남</w:t>
       </w:r>
     </w:p>
     <w:p>
@@ -6046,7 +6631,21 @@
         <w:rPr>
           <w:lang w:val="en-US"/>
         </w:rPr>
-        <w:t>describe() 에서 평균이 약 117,000, 최대 2,200,000으로 매우 큰 값 존재</w:t>
+        <w:t>describe(</w:t>
+      </w:r>
+      <w:proofErr w:type="gramStart"/>
+      <w:r>
+        <w:rPr>
+          <w:lang w:val="en-US"/>
+        </w:rPr>
+        <w:t>) 에서</w:t>
+      </w:r>
+      <w:proofErr w:type="gramEnd"/>
+      <w:r>
+        <w:rPr>
+          <w:lang w:val="en-US"/>
+        </w:rPr>
+        <w:t xml:space="preserve"> 평균이 약 117,000, 최대 2,200,000으로 매우 큰 값 존재</w:t>
       </w:r>
     </w:p>
     <w:p>
@@ -6157,7 +6756,21 @@
         <w:rPr>
           <w:lang w:val="en-US"/>
         </w:rPr>
-        <w:t>describe() 에서 평균이 약 0.04 → 불만족 고객은 전체의 약 4%</w:t>
+        <w:t>describe(</w:t>
+      </w:r>
+      <w:proofErr w:type="gramStart"/>
+      <w:r>
+        <w:rPr>
+          <w:lang w:val="en-US"/>
+        </w:rPr>
+        <w:t>) 에서</w:t>
+      </w:r>
+      <w:proofErr w:type="gramEnd"/>
+      <w:r>
+        <w:rPr>
+          <w:lang w:val="en-US"/>
+        </w:rPr>
+        <w:t xml:space="preserve"> 평균이 약 0.04 → 불만족 고객은 전체의 약 4%</w:t>
       </w:r>
     </w:p>
     <w:p>
@@ -6293,13 +6906,23 @@
           <w:szCs w:val="19"/>
         </w:rPr>
       </w:pPr>
+      <w:proofErr w:type="gramStart"/>
       <w:r>
         <w:rPr>
           <w:sz w:val="19"/>
           <w:szCs w:val="19"/>
         </w:rPr>
-        <w:t>[ 그림 </w:t>
-      </w:r>
+        <w:t>[ 그림</w:t>
+      </w:r>
+      <w:proofErr w:type="gramEnd"/>
+      <w:r>
+        <w:rPr>
+          <w:sz w:val="19"/>
+          <w:szCs w:val="19"/>
+        </w:rPr>
+        <w:t> </w:t>
+      </w:r>
+      <w:proofErr w:type="gramStart"/>
       <w:r>
         <w:rPr>
           <w:rFonts w:hint="eastAsia"/>
@@ -6321,7 +6944,15 @@
           <w:sz w:val="19"/>
           <w:szCs w:val="19"/>
         </w:rPr>
-        <w:t xml:space="preserve"> ] ‘var15(나이 추정)’ 피처 히스토그램</w:t>
+        <w:t xml:space="preserve"> ]</w:t>
+      </w:r>
+      <w:proofErr w:type="gramEnd"/>
+      <w:r>
+        <w:rPr>
+          <w:sz w:val="19"/>
+          <w:szCs w:val="19"/>
+        </w:rPr>
+        <w:t xml:space="preserve"> ‘var15(나이 추정)’ 피처 히스토그램</w:t>
       </w:r>
     </w:p>
     <w:p>
@@ -6402,13 +7033,23 @@
           <w:szCs w:val="19"/>
         </w:rPr>
       </w:pPr>
+      <w:proofErr w:type="gramStart"/>
       <w:r>
         <w:rPr>
           <w:sz w:val="19"/>
           <w:szCs w:val="19"/>
         </w:rPr>
-        <w:t>[ 그림 </w:t>
-      </w:r>
+        <w:t>[ 그림</w:t>
+      </w:r>
+      <w:proofErr w:type="gramEnd"/>
+      <w:r>
+        <w:rPr>
+          <w:sz w:val="19"/>
+          <w:szCs w:val="19"/>
+        </w:rPr>
+        <w:t> </w:t>
+      </w:r>
+      <w:proofErr w:type="gramStart"/>
       <w:r>
         <w:rPr>
           <w:rFonts w:hint="eastAsia"/>
@@ -6430,7 +7071,15 @@
           <w:sz w:val="19"/>
           <w:szCs w:val="19"/>
         </w:rPr>
-        <w:t xml:space="preserve"> ] ‘var38(자산 규모 추정)’ 히스토그램, 로그 변환 전후 비교</w:t>
+        <w:t xml:space="preserve"> ]</w:t>
+      </w:r>
+      <w:proofErr w:type="gramEnd"/>
+      <w:r>
+        <w:rPr>
+          <w:sz w:val="19"/>
+          <w:szCs w:val="19"/>
+        </w:rPr>
+        <w:t xml:space="preserve"> ‘var38(자산 규모 추정)’ 히스토그램, 로그 변환 전후 비교</w:t>
       </w:r>
     </w:p>
     <w:p>
@@ -6449,10 +7098,22 @@
           <w:bCs/>
         </w:rPr>
         <w:lastRenderedPageBreak/>
-        <w:t>var15</w:t>
-      </w:r>
-      <w:r>
-        <w:t xml:space="preserve"> : 고객 나이로 추정되는 변수 → 분포 확인, 이상치 탐지</w:t>
+        <w:t>var</w:t>
+      </w:r>
+      <w:proofErr w:type="gramStart"/>
+      <w:r>
+        <w:rPr>
+          <w:b/>
+          <w:bCs/>
+        </w:rPr>
+        <w:t>15</w:t>
+      </w:r>
+      <w:r>
+        <w:t xml:space="preserve"> :</w:t>
+      </w:r>
+      <w:proofErr w:type="gramEnd"/>
+      <w:r>
+        <w:t xml:space="preserve"> 고객 나이로 추정되는 변수 → 분포 확인, 이상치 탐지</w:t>
       </w:r>
     </w:p>
     <w:p>
@@ -6470,10 +7131,22 @@
           <w:b/>
           <w:bCs/>
         </w:rPr>
-        <w:t>var38</w:t>
-      </w:r>
-      <w:r>
-        <w:t xml:space="preserve"> : 자산 규모로 추정되는 변수 → 로그 변환 전후 비교로 분포 안정화 확인</w:t>
+        <w:t>var</w:t>
+      </w:r>
+      <w:proofErr w:type="gramStart"/>
+      <w:r>
+        <w:rPr>
+          <w:b/>
+          <w:bCs/>
+        </w:rPr>
+        <w:t>38</w:t>
+      </w:r>
+      <w:r>
+        <w:t xml:space="preserve"> :</w:t>
+      </w:r>
+      <w:proofErr w:type="gramEnd"/>
+      <w:r>
+        <w:t xml:space="preserve"> 자산 규모로 추정되는 변수 → 로그 변환 전후 비교로 분포 안정화 확인</w:t>
       </w:r>
     </w:p>
     <w:p>
@@ -6486,6 +7159,7 @@
         <w:spacing w:after="0" w:line="240" w:lineRule="auto"/>
         <w:ind w:leftChars="441" w:left="1286"/>
       </w:pPr>
+      <w:proofErr w:type="gramStart"/>
       <w:r>
         <w:rPr>
           <w:b/>
@@ -6494,7 +7168,11 @@
         <w:t>TARGET</w:t>
       </w:r>
       <w:r>
-        <w:t xml:space="preserve"> : 클래스 불균형 문제 → 적절한 평가 지표와 샘플링 기법 필요</w:t>
+        <w:t xml:space="preserve"> :</w:t>
+      </w:r>
+      <w:proofErr w:type="gramEnd"/>
+      <w:r>
+        <w:t xml:space="preserve"> 클래스 불균형 문제 → 적절한 평가 지표와 샘플링 기법 필요</w:t>
       </w:r>
     </w:p>
     <w:p>
@@ -6512,10 +7190,22 @@
           <w:b/>
           <w:bCs/>
         </w:rPr>
-        <w:t>상관관계 Heatmap</w:t>
-      </w:r>
-      <w:r>
-        <w:t xml:space="preserve"> : 변수 간 상관관계 시각화 → </w:t>
+        <w:t xml:space="preserve">상관관계 </w:t>
+      </w:r>
+      <w:proofErr w:type="gramStart"/>
+      <w:r>
+        <w:rPr>
+          <w:b/>
+          <w:bCs/>
+        </w:rPr>
+        <w:t>Heatmap</w:t>
+      </w:r>
+      <w:r>
+        <w:t xml:space="preserve"> :</w:t>
+      </w:r>
+      <w:proofErr w:type="gramEnd"/>
+      <w:r>
+        <w:t xml:space="preserve"> 변수 간 상관관계 시각화 → </w:t>
       </w:r>
       <w:proofErr w:type="spellStart"/>
       <w:r>
@@ -6548,7 +7238,7 @@
           <w:lang w:val="en-US"/>
         </w:rPr>
         <w:drawing>
-          <wp:inline distT="0" distB="0" distL="0" distR="0" wp14:anchorId="270D4C23" wp14:editId="339299EE">
+          <wp:inline distT="0" distB="0" distL="0" distR="0" wp14:anchorId="270D4C23" wp14:editId="2A941E0C">
             <wp:extent cx="4191000" cy="3952875"/>
             <wp:effectExtent l="0" t="0" r="0" b="9525"/>
             <wp:docPr id="1350368033" name="그림 16"/>
@@ -6605,13 +7295,23 @@
           <w:lang w:val="en-US"/>
         </w:rPr>
       </w:pPr>
+      <w:proofErr w:type="gramStart"/>
       <w:r>
         <w:rPr>
           <w:sz w:val="19"/>
           <w:szCs w:val="19"/>
         </w:rPr>
-        <w:t>[ 그림 </w:t>
-      </w:r>
+        <w:t>[ 그림</w:t>
+      </w:r>
+      <w:proofErr w:type="gramEnd"/>
+      <w:r>
+        <w:rPr>
+          <w:sz w:val="19"/>
+          <w:szCs w:val="19"/>
+        </w:rPr>
+        <w:t> </w:t>
+      </w:r>
+      <w:proofErr w:type="gramStart"/>
       <w:r>
         <w:rPr>
           <w:rFonts w:hint="eastAsia"/>
@@ -6633,7 +7333,15 @@
           <w:sz w:val="19"/>
           <w:szCs w:val="19"/>
         </w:rPr>
-        <w:t xml:space="preserve"> ] 상위 20개 피처들의 상관관계 Heatmap 시각화</w:t>
+        <w:t xml:space="preserve"> ]</w:t>
+      </w:r>
+      <w:proofErr w:type="gramEnd"/>
+      <w:r>
+        <w:rPr>
+          <w:sz w:val="19"/>
+          <w:szCs w:val="19"/>
+        </w:rPr>
+        <w:t xml:space="preserve"> 상위 20개 피처들의 상관관계 Heatmap 시각화</w:t>
       </w:r>
       <w:r>
         <w:rPr>
@@ -6647,7 +7355,7 @@
           <w:lang w:val="en-US"/>
         </w:rPr>
         <w:drawing>
-          <wp:inline distT="0" distB="0" distL="0" distR="0" wp14:anchorId="442E965C" wp14:editId="67F4C0BA">
+          <wp:inline distT="0" distB="0" distL="0" distR="0" wp14:anchorId="442E965C" wp14:editId="23BD2729">
             <wp:extent cx="4267200" cy="3924300"/>
             <wp:effectExtent l="0" t="0" r="0" b="0"/>
             <wp:docPr id="838878403" name="그림 15"/>
@@ -6705,13 +7413,23 @@
           <w:szCs w:val="19"/>
         </w:rPr>
       </w:pPr>
+      <w:proofErr w:type="gramStart"/>
       <w:r>
         <w:rPr>
           <w:sz w:val="19"/>
           <w:szCs w:val="19"/>
         </w:rPr>
-        <w:t>[ 그림 </w:t>
-      </w:r>
+        <w:t>[ 그림</w:t>
+      </w:r>
+      <w:proofErr w:type="gramEnd"/>
+      <w:r>
+        <w:rPr>
+          <w:sz w:val="19"/>
+          <w:szCs w:val="19"/>
+        </w:rPr>
+        <w:t> </w:t>
+      </w:r>
+      <w:proofErr w:type="gramStart"/>
       <w:r>
         <w:rPr>
           <w:rFonts w:hint="eastAsia"/>
@@ -6733,7 +7451,15 @@
           <w:sz w:val="19"/>
           <w:szCs w:val="19"/>
         </w:rPr>
-        <w:t xml:space="preserve"> ] 중요도가 큰 상위 20개 피처들의 상관관계 Heatmap 시각화</w:t>
+        <w:t xml:space="preserve"> ]</w:t>
+      </w:r>
+      <w:proofErr w:type="gramEnd"/>
+      <w:r>
+        <w:rPr>
+          <w:sz w:val="19"/>
+          <w:szCs w:val="19"/>
+        </w:rPr>
+        <w:t xml:space="preserve"> 중요도가 큰 상위 20개 피처들의 상관관계 Heatmap 시각화</w:t>
       </w:r>
     </w:p>
     <w:p>
